--- a/report_template/template_main/tPAN116_HeadNeck_CustomEdition_ZZSY_v1.0.2.docx
+++ b/report_template/template_main/tPAN116_HeadNeck_CustomEdition_ZZSY_v1.0.2.docx
@@ -921,7 +921,7 @@
                     </wp:anchor>
                   </w:drawing>
                 </mc:Choice>
-                <mc:Fallback xmlns:w16du="http://schemas.microsoft.com/office/word/2023/wordml/word16du" xmlns:oel="http://schemas.microsoft.com/office/2019/extlst">
+                <mc:Fallback xmlns:oel="http://schemas.microsoft.com/office/2019/extlst" xmlns:w16du="http://schemas.microsoft.com/office/word/2023/wordml/word16du">
                   <w:pict>
                     <v:rect w14:anchorId="67B92101" id="矩形 19" o:spid="_x0000_s1026" style="position:absolute;left:0;text-align:left;margin-left:-92.1pt;margin-top:1.35pt;width:63.85pt;height:66pt;z-index:-250570752;visibility:visible;mso-wrap-style:square;mso-width-percent:0;mso-height-percent:0;mso-wrap-distance-left:9pt;mso-wrap-distance-top:0;mso-wrap-distance-right:9pt;mso-wrap-distance-bottom:0;mso-position-horizontal:absolute;mso-position-horizontal-relative:text;mso-position-vertical:absolute;mso-position-vertical-relative:text;mso-width-percent:0;mso-height-percent:0;mso-width-relative:margin;mso-height-relative:margin;v-text-anchor:middle" o:gfxdata="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" fillcolor="gray [1629]" strokecolor="gray [1629]" strokeweight="2pt"/>
                   </w:pict>
@@ -2779,7 +2779,7 @@
                     </wp:anchor>
                   </w:drawing>
                 </mc:Choice>
-                <mc:Fallback xmlns:w16du="http://schemas.microsoft.com/office/word/2023/wordml/word16du" xmlns:oel="http://schemas.microsoft.com/office/2019/extlst">
+                <mc:Fallback xmlns:oel="http://schemas.microsoft.com/office/2019/extlst" xmlns:w16du="http://schemas.microsoft.com/office/word/2023/wordml/word16du">
                   <w:pict>
                     <v:shapetype w14:anchorId="08831C91" id="_x0000_t120" coordsize="21600,21600" o:spt="120" path="m10800,qx,10800,10800,21600,21600,10800,10800,xe">
                       <v:path gradientshapeok="t" o:connecttype="custom" o:connectlocs="10800,0;3163,3163;0,10800;3163,18437;10800,21600;18437,18437;21600,10800;18437,3163" textboxrect="3163,3163,18437,18437"/>
@@ -2909,7 +2909,7 @@
                     </wp:anchor>
                   </w:drawing>
                 </mc:Choice>
-                <mc:Fallback xmlns:w16du="http://schemas.microsoft.com/office/word/2023/wordml/word16du" xmlns:oel="http://schemas.microsoft.com/office/2019/extlst">
+                <mc:Fallback xmlns:oel="http://schemas.microsoft.com/office/2019/extlst" xmlns:w16du="http://schemas.microsoft.com/office/word/2023/wordml/word16du">
                   <w:pict>
                     <v:roundrect w14:anchorId="3C793B51" id="矩形: 圆角 69" o:spid="_x0000_s1026" style="position:absolute;left:0;text-align:left;margin-left:-2.75pt;margin-top:3.25pt;width:71.3pt;height:25.3pt;z-index:-250567680;visibility:visible;mso-wrap-style:square;mso-wrap-distance-left:9pt;mso-wrap-distance-top:0;mso-wrap-distance-right:9pt;mso-wrap-distance-bottom:0;mso-position-horizontal:absolute;mso-position-horizontal-relative:margin;mso-position-vertical:absolute;mso-position-vertical-relative:text;v-text-anchor:middle" arcsize="10923f" o:gfxdata="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" fillcolor="#f2f2f2 [3052]" stroked="f" strokeweight="2pt">
                       <v:shadow on="t" color="black" opacity="26214f" origin="-.5,-.5" offset=".74836mm,.74836mm"/>
@@ -19482,7 +19482,7 @@
                     </wp:anchor>
                   </w:drawing>
                 </mc:Choice>
-                <mc:Fallback xmlns:w16du="http://schemas.microsoft.com/office/word/2023/wordml/word16du" xmlns:oel="http://schemas.microsoft.com/office/2019/extlst">
+                <mc:Fallback xmlns:oel="http://schemas.microsoft.com/office/2019/extlst" xmlns:w16du="http://schemas.microsoft.com/office/word/2023/wordml/word16du">
                   <w:pict>
                     <v:shape w14:anchorId="0D687662" id="流程图: 接点 2" o:spid="_x0000_s1026" type="#_x0000_t120" style="position:absolute;left:0;text-align:left;margin-left:170.85pt;margin-top:3.25pt;width:24.65pt;height:25.15pt;z-index:-250563584;visibility:visible;mso-wrap-style:square;mso-wrap-distance-left:9pt;mso-wrap-distance-top:0;mso-wrap-distance-right:9pt;mso-wrap-distance-bottom:0;mso-position-horizontal:absolute;mso-position-horizontal-relative:text;mso-position-vertical:absolute;mso-position-vertical-relative:text;v-text-anchor:middle" o:gfxdata="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" fillcolor="#1e7648" stroked="f" strokeweight="2pt">
                       <v:shadow on="t" color="black [3213]" opacity="26214f" origin="-.5,-.5" offset=".74836mm,.74836mm"/>
@@ -19609,7 +19609,7 @@
                     </wp:anchor>
                   </w:drawing>
                 </mc:Choice>
-                <mc:Fallback xmlns:w16du="http://schemas.microsoft.com/office/word/2023/wordml/word16du" xmlns:oel="http://schemas.microsoft.com/office/2019/extlst">
+                <mc:Fallback xmlns:oel="http://schemas.microsoft.com/office/2019/extlst" xmlns:w16du="http://schemas.microsoft.com/office/word/2023/wordml/word16du">
                   <w:pict>
                     <v:roundrect w14:anchorId="19DC524F" id="矩形: 圆角 3" o:spid="_x0000_s1026" style="position:absolute;left:0;text-align:left;margin-left:-5.4pt;margin-top:3.45pt;width:123pt;height:25.3pt;z-index:-250564608;visibility:visible;mso-wrap-style:square;mso-wrap-distance-left:9pt;mso-wrap-distance-top:0;mso-wrap-distance-right:9pt;mso-wrap-distance-bottom:0;mso-position-horizontal:absolute;mso-position-horizontal-relative:margin;mso-position-vertical:absolute;mso-position-vertical-relative:text;v-text-anchor:middle" arcsize="10923f" o:gfxdata="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" fillcolor="#f2f2f2 [3052]" stroked="f" strokeweight="2pt">
                       <v:shadow on="t" color="black" opacity="26214f" origin="-.5,-.5" offset=".74836mm,.74836mm"/>
@@ -24546,7 +24546,7 @@
                     </wp:anchor>
                   </w:drawing>
                 </mc:Choice>
-                <mc:Fallback xmlns:w16du="http://schemas.microsoft.com/office/word/2023/wordml/word16du" xmlns:oel="http://schemas.microsoft.com/office/2019/extlst">
+                <mc:Fallback xmlns:oel="http://schemas.microsoft.com/office/2019/extlst" xmlns:w16du="http://schemas.microsoft.com/office/word/2023/wordml/word16du">
                   <w:pict>
                     <v:shape w14:anchorId="7E0D5C95" id="流程图: 接点 4" o:spid="_x0000_s1026" type="#_x0000_t120" style="position:absolute;left:0;text-align:left;margin-left:178.35pt;margin-top:3.25pt;width:24.65pt;height:25.15pt;z-index:-250560512;visibility:visible;mso-wrap-style:square;mso-wrap-distance-left:9pt;mso-wrap-distance-top:0;mso-wrap-distance-right:9pt;mso-wrap-distance-bottom:0;mso-position-horizontal:absolute;mso-position-horizontal-relative:text;mso-position-vertical:absolute;mso-position-vertical-relative:text;v-text-anchor:middle" o:gfxdata="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" fillcolor="#1e7648" stroked="f" strokeweight="2pt">
                       <v:shadow on="t" color="black [3213]" opacity="26214f" origin="-.5,-.5" offset=".74836mm,.74836mm"/>
@@ -24673,7 +24673,7 @@
                     </wp:anchor>
                   </w:drawing>
                 </mc:Choice>
-                <mc:Fallback xmlns:w16du="http://schemas.microsoft.com/office/word/2023/wordml/word16du" xmlns:oel="http://schemas.microsoft.com/office/2019/extlst">
+                <mc:Fallback xmlns:oel="http://schemas.microsoft.com/office/2019/extlst" xmlns:w16du="http://schemas.microsoft.com/office/word/2023/wordml/word16du">
                   <w:pict>
                     <v:roundrect w14:anchorId="7D39DB66" id="矩形: 圆角 5" o:spid="_x0000_s1026" style="position:absolute;left:0;text-align:left;margin-left:-5.15pt;margin-top:3.2pt;width:109.5pt;height:25.3pt;z-index:-250561536;visibility:visible;mso-wrap-style:square;mso-wrap-distance-left:9pt;mso-wrap-distance-top:0;mso-wrap-distance-right:9pt;mso-wrap-distance-bottom:0;mso-position-horizontal:absolute;mso-position-horizontal-relative:margin;mso-position-vertical:absolute;mso-position-vertical-relative:text;v-text-anchor:middle" arcsize="10923f" o:gfxdata="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" fillcolor="#f2f2f2 [3052]" stroked="f" strokeweight="2pt">
                       <v:shadow on="t" color="black" opacity="26214f" origin="-.5,-.5" offset=".74836mm,.74836mm"/>
@@ -27064,7 +27064,7 @@
                     </wp:anchor>
                   </w:drawing>
                 </mc:Choice>
-                <mc:Fallback xmlns:w16du="http://schemas.microsoft.com/office/word/2023/wordml/word16du" xmlns:oel="http://schemas.microsoft.com/office/2019/extlst">
+                <mc:Fallback xmlns:oel="http://schemas.microsoft.com/office/2019/extlst" xmlns:w16du="http://schemas.microsoft.com/office/word/2023/wordml/word16du">
                   <w:pict>
                     <v:shape w14:anchorId="19768A26" id="流程图: 接点 6" o:spid="_x0000_s1026" type="#_x0000_t120" style="position:absolute;left:0;text-align:left;margin-left:164.85pt;margin-top:3.25pt;width:24.65pt;height:25.15pt;z-index:-250557440;visibility:visible;mso-wrap-style:square;mso-wrap-distance-left:9pt;mso-wrap-distance-top:0;mso-wrap-distance-right:9pt;mso-wrap-distance-bottom:0;mso-position-horizontal:absolute;mso-position-horizontal-relative:text;mso-position-vertical:absolute;mso-position-vertical-relative:text;v-text-anchor:middle" o:gfxdata="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" fillcolor="#1e7648" stroked="f" strokeweight="2pt">
                       <v:shadow on="t" color="black [3213]" opacity="26214f" origin="-.5,-.5" offset=".74836mm,.74836mm"/>
@@ -27191,7 +27191,7 @@
                     </wp:anchor>
                   </w:drawing>
                 </mc:Choice>
-                <mc:Fallback xmlns:w16du="http://schemas.microsoft.com/office/word/2023/wordml/word16du" xmlns:oel="http://schemas.microsoft.com/office/2019/extlst">
+                <mc:Fallback xmlns:oel="http://schemas.microsoft.com/office/2019/extlst" xmlns:w16du="http://schemas.microsoft.com/office/word/2023/wordml/word16du">
                   <w:pict>
                     <v:roundrect w14:anchorId="36299A6F" id="矩形: 圆角 7" o:spid="_x0000_s1026" style="position:absolute;left:0;text-align:left;margin-left:-5.15pt;margin-top:3.2pt;width:138.75pt;height:25.3pt;z-index:-250558464;visibility:visible;mso-wrap-style:square;mso-wrap-distance-left:9pt;mso-wrap-distance-top:0;mso-wrap-distance-right:9pt;mso-wrap-distance-bottom:0;mso-position-horizontal:absolute;mso-position-horizontal-relative:margin;mso-position-vertical:absolute;mso-position-vertical-relative:text;v-text-anchor:middle" arcsize="10923f" o:gfxdata="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" fillcolor="#f2f2f2 [3052]" stroked="f" strokeweight="2pt">
                       <v:shadow on="t" color="black" opacity="26214f" origin="-.5,-.5" offset=".74836mm,.74836mm"/>
@@ -28452,7 +28452,7 @@
                     </wp:anchor>
                   </w:drawing>
                 </mc:Choice>
-                <mc:Fallback xmlns:w16du="http://schemas.microsoft.com/office/word/2023/wordml/word16du" xmlns:oel="http://schemas.microsoft.com/office/2019/extlst">
+                <mc:Fallback xmlns:oel="http://schemas.microsoft.com/office/2019/extlst" xmlns:w16du="http://schemas.microsoft.com/office/word/2023/wordml/word16du">
                   <w:pict>
                     <v:shape w14:anchorId="56531D22" id="流程图: 接点 10" o:spid="_x0000_s1026" type="#_x0000_t120" style="position:absolute;left:0;text-align:left;margin-left:199.35pt;margin-top:3.25pt;width:24.65pt;height:25.15pt;z-index:-250554368;visibility:visible;mso-wrap-style:square;mso-wrap-distance-left:9pt;mso-wrap-distance-top:0;mso-wrap-distance-right:9pt;mso-wrap-distance-bottom:0;mso-position-horizontal:absolute;mso-position-horizontal-relative:text;mso-position-vertical:absolute;mso-position-vertical-relative:text;v-text-anchor:middle" o:gfxdata="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" fillcolor="#1e7648" stroked="f" strokeweight="2pt">
                       <v:shadow on="t" color="black [3213]" opacity="26214f" origin="-.5,-.5" offset=".74836mm,.74836mm"/>
@@ -28590,7 +28590,7 @@
                     </wp:anchor>
                   </w:drawing>
                 </mc:Choice>
-                <mc:Fallback xmlns:w16du="http://schemas.microsoft.com/office/word/2023/wordml/word16du" xmlns:oel="http://schemas.microsoft.com/office/2019/extlst">
+                <mc:Fallback xmlns:oel="http://schemas.microsoft.com/office/2019/extlst" xmlns:w16du="http://schemas.microsoft.com/office/word/2023/wordml/word16du">
                   <w:pict>
                     <v:roundrect w14:anchorId="540F0864" id="矩形: 圆角 12" o:spid="_x0000_s1026" style="position:absolute;left:0;text-align:left;margin-left:-5.7pt;margin-top:3.25pt;width:71.3pt;height:25.3pt;z-index:-250555392;visibility:visible;mso-wrap-style:square;mso-wrap-distance-left:9pt;mso-wrap-distance-top:0;mso-wrap-distance-right:9pt;mso-wrap-distance-bottom:0;mso-position-horizontal:absolute;mso-position-horizontal-relative:margin;mso-position-vertical:absolute;mso-position-vertical-relative:text;v-text-anchor:middle" arcsize="10923f" o:gfxdata="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" fillcolor="#f2f2f2 [3052]" stroked="f" strokeweight="2pt">
                       <v:shadow on="t" color="black" opacity="26214f" origin="-.5,-.5" offset=".74836mm,.74836mm"/>
@@ -32255,7 +32255,7 @@
                     </wp:anchor>
                   </w:drawing>
                 </mc:Choice>
-                <mc:Fallback xmlns:w16du="http://schemas.microsoft.com/office/word/2023/wordml/word16du" xmlns:oel="http://schemas.microsoft.com/office/2019/extlst">
+                <mc:Fallback xmlns:oel="http://schemas.microsoft.com/office/2019/extlst" xmlns:w16du="http://schemas.microsoft.com/office/word/2023/wordml/word16du">
                   <w:pict>
                     <v:shape w14:anchorId="7D256417" id="流程图: 接点 10" o:spid="_x0000_s1026" type="#_x0000_t120" style="position:absolute;left:0;text-align:left;margin-left:199.35pt;margin-top:3.25pt;width:24.65pt;height:25.15pt;z-index:-250540032;visibility:visible;mso-wrap-style:square;mso-wrap-distance-left:9pt;mso-wrap-distance-top:0;mso-wrap-distance-right:9pt;mso-wrap-distance-bottom:0;mso-position-horizontal:absolute;mso-position-horizontal-relative:text;mso-position-vertical:absolute;mso-position-vertical-relative:text;v-text-anchor:middle" o:gfxdata="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" fillcolor="#1e7648" stroked="f" strokeweight="2pt">
                       <v:shadow on="t" color="black [3213]" opacity="26214f" origin="-.5,-.5" offset=".74836mm,.74836mm"/>
@@ -32404,7 +32404,7 @@
                     </wp:anchor>
                   </w:drawing>
                 </mc:Choice>
-                <mc:Fallback xmlns:w16du="http://schemas.microsoft.com/office/word/2023/wordml/word16du" xmlns:oel="http://schemas.microsoft.com/office/2019/extlst">
+                <mc:Fallback xmlns:oel="http://schemas.microsoft.com/office/2019/extlst" xmlns:w16du="http://schemas.microsoft.com/office/word/2023/wordml/word16du">
                   <w:pict>
                     <v:roundrect w14:anchorId="4FD0E000" id="矩形: 圆角 12" o:spid="_x0000_s1026" style="position:absolute;left:0;text-align:left;margin-left:-5.7pt;margin-top:3.25pt;width:71.3pt;height:25.3pt;z-index:-250541056;visibility:visible;mso-wrap-style:square;mso-wrap-distance-left:9pt;mso-wrap-distance-top:0;mso-wrap-distance-right:9pt;mso-wrap-distance-bottom:0;mso-position-horizontal:absolute;mso-position-horizontal-relative:margin;mso-position-vertical:absolute;mso-position-vertical-relative:text;v-text-anchor:middle" arcsize="10923f" o:gfxdata="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" fillcolor="#f2f2f2 [3052]" stroked="f" strokeweight="2pt">
                       <v:shadow on="t" color="black" opacity="26214f" origin="-.5,-.5" offset=".74836mm,.74836mm"/>
@@ -33014,7 +33014,41 @@
           <w:sz w:val="18"/>
           <w:szCs w:val="18"/>
         </w:rPr>
-        <w:t>}}与中国专家共识《二代测序临床报告解读指引》，根据变异在不同癌种中对应的药物敏感性、诊断及预后证据分为四个等级：A级、B级、C级、D级。在此基础上，基因变异按照其临床意义的重要性分为四个等级：I类变异（具有强临床意义，具有A或B级证据）、II类变异（具有潜在临床意义，具有C或D级证据）、III类变异（临床意义不明）和IV类变异（良性和可能良性变异，已知无临床意义）。</w:t>
+        <w:t>}}与中国专家共识</w:t>
+      </w:r>
+      <w:r>
+        <w:rPr>
+          <w:rFonts w:ascii="思源黑体 CN Normal" w:eastAsia="思源黑体 CN Normal" w:hAnsi="思源黑体 CN Normal"/>
+          <w:sz w:val="18"/>
+          <w:szCs w:val="18"/>
+        </w:rPr>
+        <w:t>{{</w:t>
+      </w:r>
+      <w:proofErr w:type="spellStart"/>
+      <w:r>
+        <w:rPr>
+          <w:rFonts w:ascii="思源黑体 CN Normal" w:eastAsia="思源黑体 CN Normal" w:hAnsi="思源黑体 CN Normal"/>
+          <w:sz w:val="18"/>
+          <w:szCs w:val="18"/>
+        </w:rPr>
+        <w:t>sample.guideline.ngs_clinic_report_inter</w:t>
+      </w:r>
+      <w:proofErr w:type="spellEnd"/>
+      <w:r>
+        <w:rPr>
+          <w:rFonts w:ascii="思源黑体 CN Normal" w:eastAsia="思源黑体 CN Normal" w:hAnsi="思源黑体 CN Normal"/>
+          <w:sz w:val="18"/>
+          <w:szCs w:val="18"/>
+        </w:rPr>
+        <w:t>}}</w:t>
+      </w:r>
+      <w:r>
+        <w:rPr>
+          <w:rFonts w:ascii="思源黑体 CN Normal" w:eastAsia="思源黑体 CN Normal" w:hAnsi="思源黑体 CN Normal" w:hint="eastAsia"/>
+          <w:sz w:val="18"/>
+          <w:szCs w:val="18"/>
+        </w:rPr>
+        <w:t>，根据变异在不同癌种中对应的药物敏感性、诊断及预后证据分为四个等级：A级、B级、C级、D级。在此基础上，基因变异按照其临床意义的重要性分为四个等级：I类变异（具有强临床意义，具有A或B级证据）、II类变异（具有潜在临床意义，具有C或D级证据）、III类变异（临床意义不明）和IV类变异（良性和可能良性变异，已知无临床意义）。</w:t>
       </w:r>
     </w:p>
     <w:tbl>
@@ -35196,7 +35230,7 @@
                     </wp:anchor>
                   </w:drawing>
                 </mc:Choice>
-                <mc:Fallback xmlns:w16du="http://schemas.microsoft.com/office/word/2023/wordml/word16du" xmlns:oel="http://schemas.microsoft.com/office/2019/extlst">
+                <mc:Fallback xmlns:oel="http://schemas.microsoft.com/office/2019/extlst" xmlns:w16du="http://schemas.microsoft.com/office/word/2023/wordml/word16du">
                   <w:pict>
                     <v:shape w14:anchorId="7B686161" id="流程图: 接点 10" o:spid="_x0000_s1026" type="#_x0000_t120" style="position:absolute;left:0;text-align:left;margin-left:199.35pt;margin-top:3.25pt;width:24.65pt;height:25.15pt;z-index:-250548224;visibility:visible;mso-wrap-style:square;mso-wrap-distance-left:9pt;mso-wrap-distance-top:0;mso-wrap-distance-right:9pt;mso-wrap-distance-bottom:0;mso-position-horizontal:absolute;mso-position-horizontal-relative:text;mso-position-vertical:absolute;mso-position-vertical-relative:text;v-text-anchor:middle" o:gfxdata="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" fillcolor="#1e7648" stroked="f" strokeweight="2pt">
                       <v:shadow on="t" color="black [3213]" opacity="26214f" origin="-.5,-.5" offset=".74836mm,.74836mm"/>
@@ -35334,7 +35368,7 @@
                     </wp:anchor>
                   </w:drawing>
                 </mc:Choice>
-                <mc:Fallback xmlns:w16du="http://schemas.microsoft.com/office/word/2023/wordml/word16du" xmlns:oel="http://schemas.microsoft.com/office/2019/extlst">
+                <mc:Fallback xmlns:oel="http://schemas.microsoft.com/office/2019/extlst" xmlns:w16du="http://schemas.microsoft.com/office/word/2023/wordml/word16du">
                   <w:pict>
                     <v:roundrect w14:anchorId="61649E63" id="矩形: 圆角 12" o:spid="_x0000_s1026" style="position:absolute;left:0;text-align:left;margin-left:-5.7pt;margin-top:3.25pt;width:71.3pt;height:25.3pt;z-index:-250549248;visibility:visible;mso-wrap-style:square;mso-wrap-distance-left:9pt;mso-wrap-distance-top:0;mso-wrap-distance-right:9pt;mso-wrap-distance-bottom:0;mso-position-horizontal:absolute;mso-position-horizontal-relative:margin;mso-position-vertical:absolute;mso-position-vertical-relative:text;v-text-anchor:middle" arcsize="10923f" o:gfxdata="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" fillcolor="#f2f2f2 [3052]" stroked="f" strokeweight="2pt">
                       <v:shadow on="t" color="black" opacity="26214f" origin="-.5,-.5" offset=".74836mm,.74836mm"/>
@@ -35744,7 +35778,7 @@
                     </wp:anchor>
                   </w:drawing>
                 </mc:Choice>
-                <mc:Fallback xmlns:w16du="http://schemas.microsoft.com/office/word/2023/wordml/word16du" xmlns:oel="http://schemas.microsoft.com/office/2019/extlst">
+                <mc:Fallback xmlns:oel="http://schemas.microsoft.com/office/2019/extlst" xmlns:w16du="http://schemas.microsoft.com/office/word/2023/wordml/word16du">
                   <w:pict>
                     <v:shape w14:anchorId="022B5BB8" id="流程图: 接点 26" o:spid="_x0000_s1026" type="#_x0000_t120" style="position:absolute;left:0;text-align:left;margin-left:200.1pt;margin-top:3.25pt;width:24.65pt;height:25.15pt;z-index:-250545152;visibility:visible;mso-wrap-style:square;mso-wrap-distance-left:9pt;mso-wrap-distance-top:0;mso-wrap-distance-right:9pt;mso-wrap-distance-bottom:0;mso-position-horizontal:absolute;mso-position-horizontal-relative:text;mso-position-vertical:absolute;mso-position-vertical-relative:text;v-text-anchor:middle" o:gfxdata="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" fillcolor="#1e7648" stroked="f" strokeweight="2pt">
                       <v:shadow on="t" color="black [3213]" opacity="26214f" origin="-.5,-.5" offset=".74836mm,.74836mm"/>
@@ -35904,7 +35938,7 @@
                     </wp:anchor>
                   </w:drawing>
                 </mc:Choice>
-                <mc:Fallback xmlns:w16du="http://schemas.microsoft.com/office/word/2023/wordml/word16du" xmlns:oel="http://schemas.microsoft.com/office/2019/extlst">
+                <mc:Fallback xmlns:oel="http://schemas.microsoft.com/office/2019/extlst" xmlns:w16du="http://schemas.microsoft.com/office/word/2023/wordml/word16du">
                   <w:pict>
                     <v:roundrect w14:anchorId="315360C0" id="矩形: 圆角 27" o:spid="_x0000_s1026" style="position:absolute;left:0;text-align:left;margin-left:-5.7pt;margin-top:3.25pt;width:71.3pt;height:25.3pt;z-index:-250546176;visibility:visible;mso-wrap-style:square;mso-wrap-distance-left:9pt;mso-wrap-distance-top:0;mso-wrap-distance-right:9pt;mso-wrap-distance-bottom:0;mso-position-horizontal:absolute;mso-position-horizontal-relative:margin;mso-position-vertical:absolute;mso-position-vertical-relative:text;v-text-anchor:middle" arcsize="10923f" o:gfxdata="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" fillcolor="#f2f2f2 [3052]" stroked="f" strokeweight="2pt">
                       <v:shadow on="t" color="black" opacity="26214f" origin="-.5,-.5" offset=".74836mm,.74836mm"/>
